--- a/Knowledge/3-Work knowledge/1-Software Engineering/2-Testing/5-My Source/1-ISTQB Foundation Level/5-Test Management/1-Phases of the Software Testing Life Cycle (STLC)/5-Test Design & Development.docx
+++ b/Knowledge/3-Work knowledge/1-Software Engineering/2-Testing/5-My Source/1-ISTQB Foundation Level/5-Test Management/1-Phases of the Software Testing Life Cycle (STLC)/5-Test Design & Development.docx
@@ -37,51 +37,77 @@
       </w:pPr>
       <w:r>
         <w:rPr>
-          <w:b/>
-          <w:shd w:val="clear" w:color="auto" w:fill="B7B7B7"/>
-        </w:rPr>
-        <w:t># Source</w:t>
-      </w:r>
-      <w:r>
-        <w:rPr>
-          <w:shd w:val="clear" w:color="auto" w:fill="B7B7B7"/>
-        </w:rPr>
-        <w:t xml:space="preserve">: </w:t>
-      </w:r>
-      <w:r>
-        <w:rPr>
-          <w:b/>
-          <w:shd w:val="clear" w:color="auto" w:fill="B7B7B7"/>
-        </w:rPr>
-        <w:t xml:space="preserve">Chatgpt </w:t>
-      </w:r>
-      <w:r>
-        <w:rPr>
-          <w:b/>
-          <w:sz w:val="14"/>
-          <w:szCs w:val="14"/>
-          <w:shd w:val="clear" w:color="auto" w:fill="B7B7B7"/>
-        </w:rPr>
-        <w:t>(GPT</w:t>
-      </w:r>
-      <w:r>
-        <w:rPr>
-          <w:rFonts w:ascii="Cambria Math" w:hAnsi="Cambria Math" w:cs="Cambria Math"/>
-          <w:b/>
-          <w:sz w:val="14"/>
-          <w:szCs w:val="14"/>
-          <w:shd w:val="clear" w:color="auto" w:fill="B7B7B7"/>
+          <w:rFonts w:ascii="Arial" w:eastAsia="Arial" w:hAnsi="Arial" w:cs="Arial"/>
+          <w:b/>
+          <w:color w:val="000000"/>
+          <w:sz w:val="18"/>
+          <w:highlight w:val="lightGray"/>
+        </w:rPr>
+        <w:t># Source: AI Source: Provided by: [Data Path</w:t>
+      </w:r>
+      <w:r>
+        <w:rPr>
+          <w:rFonts w:ascii="Arial" w:eastAsia="Arial" w:hAnsi="Arial" w:cs="Arial"/>
+          <w:color w:val="000000"/>
+          <w:sz w:val="18"/>
+          <w:highlight w:val="lightGray"/>
+        </w:rPr>
+        <w:t xml:space="preserve">: Persons Table -&gt; ID Column: 1, Name_En Column: Motasem Essam] -&gt; </w:t>
+      </w:r>
+      <w:r>
+        <w:rPr>
+          <w:rFonts w:ascii="Arial" w:eastAsia="Arial" w:hAnsi="Arial" w:cs="Arial"/>
+          <w:b/>
+          <w:color w:val="000000"/>
+          <w:sz w:val="18"/>
+          <w:highlight w:val="lightGray"/>
+        </w:rPr>
+        <w:t>From:</w:t>
+      </w:r>
+      <w:r>
+        <w:rPr>
+          <w:rFonts w:ascii="Arial" w:eastAsia="Arial" w:hAnsi="Arial" w:cs="Arial"/>
+          <w:color w:val="000000"/>
+          <w:sz w:val="18"/>
+          <w:highlight w:val="lightGray"/>
+        </w:rPr>
+        <w:t xml:space="preserve"> [Chatgpt (GPT</w:t>
+      </w:r>
+      <w:r>
+        <w:rPr>
+          <w:rFonts w:ascii="Arial" w:eastAsia="Arial" w:hAnsi="Arial" w:cs="Cambria Math"/>
+          <w:color w:val="000000"/>
+          <w:sz w:val="18"/>
+          <w:highlight w:val="lightGray"/>
         </w:rPr>
         <w:t>‑</w:t>
       </w:r>
       <w:r>
         <w:rPr>
-          <w:b/>
-          <w:sz w:val="14"/>
-          <w:szCs w:val="14"/>
-          <w:shd w:val="clear" w:color="auto" w:fill="B7B7B7"/>
-        </w:rPr>
-        <w:t>5 Mini) at [8/18/2025]</w:t>
+          <w:rFonts w:ascii="Arial" w:eastAsia="Arial" w:hAnsi="Arial" w:cs="Arial"/>
+          <w:color w:val="000000"/>
+          <w:sz w:val="18"/>
+          <w:highlight w:val="lightGray"/>
+        </w:rPr>
+        <w:t xml:space="preserve">5 Mini)] </w:t>
+      </w:r>
+      <w:r>
+        <w:rPr>
+          <w:rFonts w:ascii="Arial" w:eastAsia="Arial" w:hAnsi="Arial" w:cs="Arial"/>
+          <w:b/>
+          <w:color w:val="000000"/>
+          <w:sz w:val="18"/>
+          <w:highlight w:val="lightGray"/>
+        </w:rPr>
+        <w:t>on</w:t>
+      </w:r>
+      <w:r>
+        <w:rPr>
+          <w:rFonts w:ascii="Arial" w:eastAsia="Arial" w:hAnsi="Arial"/>
+          <w:sz w:val="18"/>
+          <w:highlight w:val="lightGray"/>
+        </w:rPr>
+        <w:t xml:space="preserve"> [8/18/2025]</w:t>
       </w:r>
     </w:p>
     <w:p>
@@ -104,7 +130,7 @@
           <w:ilvl w:val="0"/>
           <w:numId w:val="2"/>
         </w:numPr>
-        <w:spacing w:before="240"/>
+        <w:spacing w:before="240" w:after="0" w:line="276" w:lineRule="auto"/>
       </w:pPr>
       <w:r>
         <w:rPr>
@@ -125,7 +151,7 @@
           <w:ilvl w:val="0"/>
           <w:numId w:val="2"/>
         </w:numPr>
-        <w:spacing w:after="240"/>
+        <w:spacing w:after="240" w:line="276" w:lineRule="auto"/>
       </w:pPr>
       <w:r>
         <w:rPr>
@@ -159,7 +185,7 @@
     </w:p>
     <w:p>
       <w:r>
-        <w:pict w14:anchorId="7CF8952E">
+        <w:pict w14:anchorId="277DAE04">
           <v:rect id="_x0000_i1025" style="width:0;height:1.5pt" o:hralign="center" o:hrstd="t" o:hr="t" fillcolor="#a0a0a0" stroked="f"/>
         </w:pict>
       </w:r>
@@ -192,51 +218,77 @@
       </w:pPr>
       <w:r>
         <w:rPr>
-          <w:b/>
-          <w:shd w:val="clear" w:color="auto" w:fill="B7B7B7"/>
-        </w:rPr>
-        <w:t># Source</w:t>
-      </w:r>
-      <w:r>
-        <w:rPr>
-          <w:shd w:val="clear" w:color="auto" w:fill="B7B7B7"/>
-        </w:rPr>
-        <w:t xml:space="preserve">: </w:t>
-      </w:r>
-      <w:r>
-        <w:rPr>
-          <w:b/>
-          <w:shd w:val="clear" w:color="auto" w:fill="B7B7B7"/>
-        </w:rPr>
-        <w:t xml:space="preserve">Chatgpt </w:t>
-      </w:r>
-      <w:r>
-        <w:rPr>
-          <w:b/>
-          <w:sz w:val="14"/>
-          <w:szCs w:val="14"/>
-          <w:shd w:val="clear" w:color="auto" w:fill="B7B7B7"/>
-        </w:rPr>
-        <w:t>(GPT</w:t>
-      </w:r>
-      <w:r>
-        <w:rPr>
-          <w:rFonts w:ascii="Cambria Math" w:hAnsi="Cambria Math" w:cs="Cambria Math"/>
-          <w:b/>
-          <w:sz w:val="14"/>
-          <w:szCs w:val="14"/>
-          <w:shd w:val="clear" w:color="auto" w:fill="B7B7B7"/>
+          <w:rFonts w:ascii="Arial" w:eastAsia="Arial" w:hAnsi="Arial" w:cs="Arial"/>
+          <w:b/>
+          <w:color w:val="000000"/>
+          <w:sz w:val="18"/>
+          <w:highlight w:val="lightGray"/>
+        </w:rPr>
+        <w:t># Source: AI Source: Provided by: [Data Path</w:t>
+      </w:r>
+      <w:r>
+        <w:rPr>
+          <w:rFonts w:ascii="Arial" w:eastAsia="Arial" w:hAnsi="Arial" w:cs="Arial"/>
+          <w:color w:val="000000"/>
+          <w:sz w:val="18"/>
+          <w:highlight w:val="lightGray"/>
+        </w:rPr>
+        <w:t xml:space="preserve">: Persons Table -&gt; ID Column: 1, Name_En Column: Motasem Essam] -&gt; </w:t>
+      </w:r>
+      <w:r>
+        <w:rPr>
+          <w:rFonts w:ascii="Arial" w:eastAsia="Arial" w:hAnsi="Arial" w:cs="Arial"/>
+          <w:b/>
+          <w:color w:val="000000"/>
+          <w:sz w:val="18"/>
+          <w:highlight w:val="lightGray"/>
+        </w:rPr>
+        <w:t>From:</w:t>
+      </w:r>
+      <w:r>
+        <w:rPr>
+          <w:rFonts w:ascii="Arial" w:eastAsia="Arial" w:hAnsi="Arial" w:cs="Arial"/>
+          <w:color w:val="000000"/>
+          <w:sz w:val="18"/>
+          <w:highlight w:val="lightGray"/>
+        </w:rPr>
+        <w:t xml:space="preserve"> [Chatgpt (GPT</w:t>
+      </w:r>
+      <w:r>
+        <w:rPr>
+          <w:rFonts w:ascii="Arial" w:eastAsia="Arial" w:hAnsi="Arial" w:cs="Cambria Math"/>
+          <w:color w:val="000000"/>
+          <w:sz w:val="18"/>
+          <w:highlight w:val="lightGray"/>
         </w:rPr>
         <w:t>‑</w:t>
       </w:r>
       <w:r>
         <w:rPr>
-          <w:b/>
-          <w:sz w:val="14"/>
-          <w:szCs w:val="14"/>
-          <w:shd w:val="clear" w:color="auto" w:fill="B7B7B7"/>
-        </w:rPr>
-        <w:t>5 Mini) at [8/18/2025]</w:t>
+          <w:rFonts w:ascii="Arial" w:eastAsia="Arial" w:hAnsi="Arial" w:cs="Arial"/>
+          <w:color w:val="000000"/>
+          <w:sz w:val="18"/>
+          <w:highlight w:val="lightGray"/>
+        </w:rPr>
+        <w:t xml:space="preserve">5 Mini)] </w:t>
+      </w:r>
+      <w:r>
+        <w:rPr>
+          <w:rFonts w:ascii="Arial" w:eastAsia="Arial" w:hAnsi="Arial" w:cs="Arial"/>
+          <w:b/>
+          <w:color w:val="000000"/>
+          <w:sz w:val="18"/>
+          <w:highlight w:val="lightGray"/>
+        </w:rPr>
+        <w:t>on</w:t>
+      </w:r>
+      <w:r>
+        <w:rPr>
+          <w:rFonts w:ascii="Arial" w:eastAsia="Arial" w:hAnsi="Arial"/>
+          <w:sz w:val="18"/>
+          <w:highlight w:val="lightGray"/>
+        </w:rPr>
+        <w:t xml:space="preserve"> [8/18/2025]</w:t>
       </w:r>
     </w:p>
     <w:p>
@@ -293,7 +345,7 @@
           <w:ilvl w:val="0"/>
           <w:numId w:val="6"/>
         </w:numPr>
-        <w:spacing w:before="240"/>
+        <w:spacing w:before="240" w:after="0" w:line="276" w:lineRule="auto"/>
       </w:pPr>
       <w:r>
         <w:rPr>
@@ -321,6 +373,7 @@
           <w:ilvl w:val="0"/>
           <w:numId w:val="6"/>
         </w:numPr>
+        <w:spacing w:after="0" w:line="276" w:lineRule="auto"/>
         <w:rPr>
           <w:rFonts w:ascii="Roboto Mono" w:eastAsia="Roboto Mono" w:hAnsi="Roboto Mono" w:cs="Roboto Mono"/>
         </w:rPr>
@@ -346,6 +399,7 @@
           <w:ilvl w:val="1"/>
           <w:numId w:val="6"/>
         </w:numPr>
+        <w:spacing w:after="0" w:line="276" w:lineRule="auto"/>
       </w:pPr>
       <w:r>
         <w:rPr>
@@ -379,6 +433,7 @@
           <w:ilvl w:val="1"/>
           <w:numId w:val="6"/>
         </w:numPr>
+        <w:spacing w:after="0" w:line="276" w:lineRule="auto"/>
       </w:pPr>
       <w:r>
         <w:rPr>
@@ -412,6 +467,7 @@
           <w:ilvl w:val="1"/>
           <w:numId w:val="6"/>
         </w:numPr>
+        <w:spacing w:after="0" w:line="276" w:lineRule="auto"/>
       </w:pPr>
       <w:r>
         <w:rPr>
@@ -445,6 +501,7 @@
           <w:ilvl w:val="1"/>
           <w:numId w:val="6"/>
         </w:numPr>
+        <w:spacing w:after="0" w:line="276" w:lineRule="auto"/>
       </w:pPr>
       <w:r>
         <w:rPr>
@@ -478,6 +535,7 @@
           <w:ilvl w:val="0"/>
           <w:numId w:val="6"/>
         </w:numPr>
+        <w:spacing w:after="0" w:line="276" w:lineRule="auto"/>
         <w:rPr>
           <w:rFonts w:ascii="Roboto Mono" w:eastAsia="Roboto Mono" w:hAnsi="Roboto Mono" w:cs="Roboto Mono"/>
         </w:rPr>
@@ -503,15 +561,15 @@
           <w:ilvl w:val="1"/>
           <w:numId w:val="6"/>
         </w:numPr>
-        <w:rPr>
-          <w:rFonts w:ascii="Roboto Mono" w:eastAsia="Roboto Mono" w:hAnsi="Roboto Mono" w:cs="Roboto Mono"/>
-        </w:rPr>
-      </w:pPr>
-      <w:r>
-        <w:rPr>
-          <w:rFonts w:ascii="Roboto Mono" w:eastAsia="Roboto Mono" w:hAnsi="Roboto Mono" w:cs="Roboto Mono"/>
-        </w:rPr>
-        <w:lastRenderedPageBreak/>
+        <w:spacing w:after="0" w:line="276" w:lineRule="auto"/>
+        <w:rPr>
+          <w:rFonts w:ascii="Roboto Mono" w:eastAsia="Roboto Mono" w:hAnsi="Roboto Mono" w:cs="Roboto Mono"/>
+        </w:rPr>
+      </w:pPr>
+      <w:r>
+        <w:rPr>
+          <w:rFonts w:ascii="Roboto Mono" w:eastAsia="Roboto Mono" w:hAnsi="Roboto Mono" w:cs="Roboto Mono"/>
+        </w:rPr>
         <w:t>Black-box (equivalence partitioning, boundary value analysis, decision tables, use cases).</w:t>
       </w:r>
       <w:r>
@@ -527,6 +585,7 @@
           <w:ilvl w:val="1"/>
           <w:numId w:val="6"/>
         </w:numPr>
+        <w:spacing w:after="0" w:line="276" w:lineRule="auto"/>
         <w:rPr>
           <w:rFonts w:ascii="Roboto Mono" w:eastAsia="Roboto Mono" w:hAnsi="Roboto Mono" w:cs="Roboto Mono"/>
         </w:rPr>
@@ -550,7 +609,7 @@
           <w:ilvl w:val="1"/>
           <w:numId w:val="6"/>
         </w:numPr>
-        <w:spacing w:after="240"/>
+        <w:spacing w:after="240" w:line="276" w:lineRule="auto"/>
         <w:rPr>
           <w:rFonts w:ascii="Roboto Mono" w:eastAsia="Roboto Mono" w:hAnsi="Roboto Mono" w:cs="Roboto Mono"/>
         </w:rPr>
@@ -602,7 +661,7 @@
           <w:ilvl w:val="0"/>
           <w:numId w:val="3"/>
         </w:numPr>
-        <w:spacing w:before="240"/>
+        <w:spacing w:before="240" w:after="0" w:line="276" w:lineRule="auto"/>
         <w:rPr>
           <w:rFonts w:ascii="Roboto Mono" w:eastAsia="Roboto Mono" w:hAnsi="Roboto Mono" w:cs="Roboto Mono"/>
         </w:rPr>
@@ -626,6 +685,7 @@
           <w:ilvl w:val="0"/>
           <w:numId w:val="3"/>
         </w:numPr>
+        <w:spacing w:after="0" w:line="276" w:lineRule="auto"/>
         <w:rPr>
           <w:rFonts w:ascii="Roboto Mono" w:eastAsia="Roboto Mono" w:hAnsi="Roboto Mono" w:cs="Roboto Mono"/>
         </w:rPr>
@@ -649,6 +709,7 @@
           <w:ilvl w:val="1"/>
           <w:numId w:val="3"/>
         </w:numPr>
+        <w:spacing w:after="0" w:line="276" w:lineRule="auto"/>
         <w:rPr>
           <w:rFonts w:ascii="Roboto Mono" w:eastAsia="Roboto Mono" w:hAnsi="Roboto Mono" w:cs="Roboto Mono"/>
         </w:rPr>
@@ -672,6 +733,7 @@
           <w:ilvl w:val="1"/>
           <w:numId w:val="3"/>
         </w:numPr>
+        <w:spacing w:after="0" w:line="276" w:lineRule="auto"/>
         <w:rPr>
           <w:rFonts w:ascii="Roboto Mono" w:eastAsia="Roboto Mono" w:hAnsi="Roboto Mono" w:cs="Roboto Mono"/>
         </w:rPr>
@@ -695,6 +757,7 @@
           <w:ilvl w:val="1"/>
           <w:numId w:val="3"/>
         </w:numPr>
+        <w:spacing w:after="0" w:line="276" w:lineRule="auto"/>
         <w:rPr>
           <w:rFonts w:ascii="Roboto Mono" w:eastAsia="Roboto Mono" w:hAnsi="Roboto Mono" w:cs="Roboto Mono"/>
         </w:rPr>
@@ -718,7 +781,7 @@
           <w:ilvl w:val="0"/>
           <w:numId w:val="3"/>
         </w:numPr>
-        <w:spacing w:after="240"/>
+        <w:spacing w:after="240" w:line="276" w:lineRule="auto"/>
         <w:rPr>
           <w:rFonts w:ascii="Roboto Mono" w:eastAsia="Roboto Mono" w:hAnsi="Roboto Mono" w:cs="Roboto Mono"/>
         </w:rPr>
@@ -738,7 +801,7 @@
     </w:p>
     <w:p>
       <w:r>
-        <w:pict w14:anchorId="67800D1B">
+        <w:pict w14:anchorId="1B89942A">
           <v:rect id="_x0000_i1026" style="width:0;height:1.5pt" o:hralign="center" o:hrstd="t" o:hr="t" fillcolor="#a0a0a0" stroked="f"/>
         </w:pict>
       </w:r>
@@ -771,51 +834,77 @@
       </w:pPr>
       <w:r>
         <w:rPr>
-          <w:b/>
-          <w:shd w:val="clear" w:color="auto" w:fill="B7B7B7"/>
-        </w:rPr>
-        <w:t># Source</w:t>
-      </w:r>
-      <w:r>
-        <w:rPr>
-          <w:shd w:val="clear" w:color="auto" w:fill="B7B7B7"/>
-        </w:rPr>
-        <w:t xml:space="preserve">: </w:t>
-      </w:r>
-      <w:r>
-        <w:rPr>
-          <w:b/>
-          <w:shd w:val="clear" w:color="auto" w:fill="B7B7B7"/>
-        </w:rPr>
-        <w:t xml:space="preserve">Chatgpt </w:t>
-      </w:r>
-      <w:r>
-        <w:rPr>
-          <w:b/>
-          <w:sz w:val="14"/>
-          <w:szCs w:val="14"/>
-          <w:shd w:val="clear" w:color="auto" w:fill="B7B7B7"/>
-        </w:rPr>
-        <w:t>(GPT</w:t>
-      </w:r>
-      <w:r>
-        <w:rPr>
-          <w:rFonts w:ascii="Cambria Math" w:hAnsi="Cambria Math" w:cs="Cambria Math"/>
-          <w:b/>
-          <w:sz w:val="14"/>
-          <w:szCs w:val="14"/>
-          <w:shd w:val="clear" w:color="auto" w:fill="B7B7B7"/>
+          <w:rFonts w:ascii="Arial" w:eastAsia="Arial" w:hAnsi="Arial" w:cs="Arial"/>
+          <w:b/>
+          <w:color w:val="000000"/>
+          <w:sz w:val="18"/>
+          <w:highlight w:val="lightGray"/>
+        </w:rPr>
+        <w:t># Source: AI Source: Provided by: [Data Path</w:t>
+      </w:r>
+      <w:r>
+        <w:rPr>
+          <w:rFonts w:ascii="Arial" w:eastAsia="Arial" w:hAnsi="Arial" w:cs="Arial"/>
+          <w:color w:val="000000"/>
+          <w:sz w:val="18"/>
+          <w:highlight w:val="lightGray"/>
+        </w:rPr>
+        <w:t xml:space="preserve">: Persons Table -&gt; ID Column: 1, Name_En Column: Motasem Essam] -&gt; </w:t>
+      </w:r>
+      <w:r>
+        <w:rPr>
+          <w:rFonts w:ascii="Arial" w:eastAsia="Arial" w:hAnsi="Arial" w:cs="Arial"/>
+          <w:b/>
+          <w:color w:val="000000"/>
+          <w:sz w:val="18"/>
+          <w:highlight w:val="lightGray"/>
+        </w:rPr>
+        <w:t>From:</w:t>
+      </w:r>
+      <w:r>
+        <w:rPr>
+          <w:rFonts w:ascii="Arial" w:eastAsia="Arial" w:hAnsi="Arial" w:cs="Arial"/>
+          <w:color w:val="000000"/>
+          <w:sz w:val="18"/>
+          <w:highlight w:val="lightGray"/>
+        </w:rPr>
+        <w:t xml:space="preserve"> [Chatgpt (GPT</w:t>
+      </w:r>
+      <w:r>
+        <w:rPr>
+          <w:rFonts w:ascii="Arial" w:eastAsia="Arial" w:hAnsi="Arial" w:cs="Cambria Math"/>
+          <w:color w:val="000000"/>
+          <w:sz w:val="18"/>
+          <w:highlight w:val="lightGray"/>
         </w:rPr>
         <w:t>‑</w:t>
       </w:r>
       <w:r>
         <w:rPr>
-          <w:b/>
-          <w:sz w:val="14"/>
-          <w:szCs w:val="14"/>
-          <w:shd w:val="clear" w:color="auto" w:fill="B7B7B7"/>
-        </w:rPr>
-        <w:t>5 Mini) at [8/18/2025]</w:t>
+          <w:rFonts w:ascii="Arial" w:eastAsia="Arial" w:hAnsi="Arial" w:cs="Arial"/>
+          <w:color w:val="000000"/>
+          <w:sz w:val="18"/>
+          <w:highlight w:val="lightGray"/>
+        </w:rPr>
+        <w:t xml:space="preserve">5 Mini)] </w:t>
+      </w:r>
+      <w:r>
+        <w:rPr>
+          <w:rFonts w:ascii="Arial" w:eastAsia="Arial" w:hAnsi="Arial" w:cs="Arial"/>
+          <w:b/>
+          <w:color w:val="000000"/>
+          <w:sz w:val="18"/>
+          <w:highlight w:val="lightGray"/>
+        </w:rPr>
+        <w:t>on</w:t>
+      </w:r>
+      <w:r>
+        <w:rPr>
+          <w:rFonts w:ascii="Arial" w:eastAsia="Arial" w:hAnsi="Arial"/>
+          <w:sz w:val="18"/>
+          <w:highlight w:val="lightGray"/>
+        </w:rPr>
+        <w:t xml:space="preserve"> [8/18/2025]</w:t>
       </w:r>
     </w:p>
     <w:p>
@@ -851,7 +940,7 @@
           <w:ilvl w:val="0"/>
           <w:numId w:val="1"/>
         </w:numPr>
-        <w:spacing w:before="240"/>
+        <w:spacing w:before="240" w:after="0" w:line="276" w:lineRule="auto"/>
         <w:rPr>
           <w:rFonts w:ascii="Roboto Mono" w:eastAsia="Roboto Mono" w:hAnsi="Roboto Mono" w:cs="Roboto Mono"/>
         </w:rPr>
@@ -877,6 +966,7 @@
           <w:ilvl w:val="1"/>
           <w:numId w:val="1"/>
         </w:numPr>
+        <w:spacing w:after="0" w:line="276" w:lineRule="auto"/>
       </w:pPr>
       <w:r>
         <w:rPr>
@@ -910,6 +1000,7 @@
           <w:ilvl w:val="1"/>
           <w:numId w:val="1"/>
         </w:numPr>
+        <w:spacing w:after="0" w:line="276" w:lineRule="auto"/>
       </w:pPr>
       <w:r>
         <w:rPr>
@@ -943,6 +1034,7 @@
           <w:ilvl w:val="1"/>
           <w:numId w:val="1"/>
         </w:numPr>
+        <w:spacing w:after="0" w:line="276" w:lineRule="auto"/>
       </w:pPr>
       <w:r>
         <w:rPr>
@@ -976,12 +1068,12 @@
           <w:ilvl w:val="1"/>
           <w:numId w:val="1"/>
         </w:numPr>
-      </w:pPr>
-      <w:r>
-        <w:rPr>
-          <w:rFonts w:ascii="Roboto Mono" w:eastAsia="Roboto Mono" w:hAnsi="Roboto Mono" w:cs="Roboto Mono"/>
-        </w:rPr>
-        <w:lastRenderedPageBreak/>
+        <w:spacing w:after="0" w:line="276" w:lineRule="auto"/>
+      </w:pPr>
+      <w:r>
+        <w:rPr>
+          <w:rFonts w:ascii="Roboto Mono" w:eastAsia="Roboto Mono" w:hAnsi="Roboto Mono" w:cs="Roboto Mono"/>
+        </w:rPr>
         <w:t xml:space="preserve">Prepare </w:t>
       </w:r>
       <w:r>
@@ -1010,7 +1102,7 @@
           <w:ilvl w:val="1"/>
           <w:numId w:val="1"/>
         </w:numPr>
-        <w:spacing w:after="240"/>
+        <w:spacing w:after="240" w:line="276" w:lineRule="auto"/>
       </w:pPr>
       <w:r>
         <w:rPr>
@@ -1069,7 +1161,7 @@
           <w:noProof/>
         </w:rPr>
         <w:drawing>
-          <wp:inline distT="114300" distB="114300" distL="114300" distR="114300" wp14:anchorId="1AEDB72C" wp14:editId="2C98DE83">
+          <wp:inline distT="114300" distB="114300" distL="114300" distR="114300" wp14:anchorId="5A2D9197" wp14:editId="213744FE">
             <wp:extent cx="5943600" cy="1498600"/>
             <wp:effectExtent l="0" t="0" r="0" b="0"/>
             <wp:docPr id="1" name="image1.png"/>
@@ -1191,7 +1283,7 @@
     </w:p>
     <w:p>
       <w:r>
-        <w:pict w14:anchorId="3683A757">
+        <w:pict w14:anchorId="0805D864">
           <v:rect id="_x0000_i1027" style="width:0;height:1.5pt" o:hralign="center" o:hrstd="t" o:hr="t" fillcolor="#a0a0a0" stroked="f"/>
         </w:pict>
       </w:r>
@@ -1224,51 +1316,77 @@
       </w:pPr>
       <w:r>
         <w:rPr>
-          <w:b/>
-          <w:shd w:val="clear" w:color="auto" w:fill="B7B7B7"/>
-        </w:rPr>
-        <w:t># Source</w:t>
-      </w:r>
-      <w:r>
-        <w:rPr>
-          <w:shd w:val="clear" w:color="auto" w:fill="B7B7B7"/>
-        </w:rPr>
-        <w:t xml:space="preserve">: </w:t>
-      </w:r>
-      <w:r>
-        <w:rPr>
-          <w:b/>
-          <w:shd w:val="clear" w:color="auto" w:fill="B7B7B7"/>
-        </w:rPr>
-        <w:t xml:space="preserve">Chatgpt </w:t>
-      </w:r>
-      <w:r>
-        <w:rPr>
-          <w:b/>
-          <w:sz w:val="14"/>
-          <w:szCs w:val="14"/>
-          <w:shd w:val="clear" w:color="auto" w:fill="B7B7B7"/>
-        </w:rPr>
-        <w:t>(GPT</w:t>
-      </w:r>
-      <w:r>
-        <w:rPr>
-          <w:rFonts w:ascii="Cambria Math" w:hAnsi="Cambria Math" w:cs="Cambria Math"/>
-          <w:b/>
-          <w:sz w:val="14"/>
-          <w:szCs w:val="14"/>
-          <w:shd w:val="clear" w:color="auto" w:fill="B7B7B7"/>
+          <w:rFonts w:ascii="Arial" w:eastAsia="Arial" w:hAnsi="Arial" w:cs="Arial"/>
+          <w:b/>
+          <w:color w:val="000000"/>
+          <w:sz w:val="18"/>
+          <w:highlight w:val="lightGray"/>
+        </w:rPr>
+        <w:t># Source: AI Source: Provided by: [Data Path</w:t>
+      </w:r>
+      <w:r>
+        <w:rPr>
+          <w:rFonts w:ascii="Arial" w:eastAsia="Arial" w:hAnsi="Arial" w:cs="Arial"/>
+          <w:color w:val="000000"/>
+          <w:sz w:val="18"/>
+          <w:highlight w:val="lightGray"/>
+        </w:rPr>
+        <w:t xml:space="preserve">: Persons Table -&gt; ID Column: 1, Name_En Column: Motasem Essam] -&gt; </w:t>
+      </w:r>
+      <w:r>
+        <w:rPr>
+          <w:rFonts w:ascii="Arial" w:eastAsia="Arial" w:hAnsi="Arial" w:cs="Arial"/>
+          <w:b/>
+          <w:color w:val="000000"/>
+          <w:sz w:val="18"/>
+          <w:highlight w:val="lightGray"/>
+        </w:rPr>
+        <w:t>From:</w:t>
+      </w:r>
+      <w:r>
+        <w:rPr>
+          <w:rFonts w:ascii="Arial" w:eastAsia="Arial" w:hAnsi="Arial" w:cs="Arial"/>
+          <w:color w:val="000000"/>
+          <w:sz w:val="18"/>
+          <w:highlight w:val="lightGray"/>
+        </w:rPr>
+        <w:t xml:space="preserve"> [Chatgpt (GPT</w:t>
+      </w:r>
+      <w:r>
+        <w:rPr>
+          <w:rFonts w:ascii="Arial" w:eastAsia="Arial" w:hAnsi="Arial" w:cs="Cambria Math"/>
+          <w:color w:val="000000"/>
+          <w:sz w:val="18"/>
+          <w:highlight w:val="lightGray"/>
         </w:rPr>
         <w:t>‑</w:t>
       </w:r>
       <w:r>
         <w:rPr>
-          <w:b/>
-          <w:sz w:val="14"/>
-          <w:szCs w:val="14"/>
-          <w:shd w:val="clear" w:color="auto" w:fill="B7B7B7"/>
-        </w:rPr>
-        <w:t>5 Mini) at [8/18/2025]</w:t>
+          <w:rFonts w:ascii="Arial" w:eastAsia="Arial" w:hAnsi="Arial" w:cs="Arial"/>
+          <w:color w:val="000000"/>
+          <w:sz w:val="18"/>
+          <w:highlight w:val="lightGray"/>
+        </w:rPr>
+        <w:t xml:space="preserve">5 Mini)] </w:t>
+      </w:r>
+      <w:r>
+        <w:rPr>
+          <w:rFonts w:ascii="Arial" w:eastAsia="Arial" w:hAnsi="Arial" w:cs="Arial"/>
+          <w:b/>
+          <w:color w:val="000000"/>
+          <w:sz w:val="18"/>
+          <w:highlight w:val="lightGray"/>
+        </w:rPr>
+        <w:t>on</w:t>
+      </w:r>
+      <w:r>
+        <w:rPr>
+          <w:rFonts w:ascii="Arial" w:eastAsia="Arial" w:hAnsi="Arial"/>
+          <w:sz w:val="18"/>
+          <w:highlight w:val="lightGray"/>
+        </w:rPr>
+        <w:t xml:space="preserve"> [8/18/2025]</w:t>
       </w:r>
     </w:p>
     <w:p>
@@ -1277,7 +1395,7 @@
           <w:ilvl w:val="0"/>
           <w:numId w:val="4"/>
         </w:numPr>
-        <w:spacing w:before="240"/>
+        <w:spacing w:before="240" w:after="0" w:line="276" w:lineRule="auto"/>
         <w:rPr>
           <w:rFonts w:ascii="Roboto Mono" w:eastAsia="Roboto Mono" w:hAnsi="Roboto Mono" w:cs="Roboto Mono"/>
         </w:rPr>
@@ -1301,6 +1419,7 @@
           <w:ilvl w:val="0"/>
           <w:numId w:val="4"/>
         </w:numPr>
+        <w:spacing w:after="0" w:line="276" w:lineRule="auto"/>
         <w:rPr>
           <w:rFonts w:ascii="Roboto Mono" w:eastAsia="Roboto Mono" w:hAnsi="Roboto Mono" w:cs="Roboto Mono"/>
         </w:rPr>
@@ -1324,6 +1443,7 @@
           <w:ilvl w:val="0"/>
           <w:numId w:val="4"/>
         </w:numPr>
+        <w:spacing w:after="0" w:line="276" w:lineRule="auto"/>
         <w:rPr>
           <w:rFonts w:ascii="Roboto Mono" w:eastAsia="Roboto Mono" w:hAnsi="Roboto Mono" w:cs="Roboto Mono"/>
         </w:rPr>
@@ -1347,6 +1467,7 @@
           <w:ilvl w:val="0"/>
           <w:numId w:val="4"/>
         </w:numPr>
+        <w:spacing w:after="0" w:line="276" w:lineRule="auto"/>
         <w:rPr>
           <w:rFonts w:ascii="Roboto Mono" w:eastAsia="Roboto Mono" w:hAnsi="Roboto Mono" w:cs="Roboto Mono"/>
         </w:rPr>
@@ -1370,7 +1491,7 @@
           <w:ilvl w:val="0"/>
           <w:numId w:val="4"/>
         </w:numPr>
-        <w:spacing w:after="240"/>
+        <w:spacing w:after="240" w:line="276" w:lineRule="auto"/>
         <w:rPr>
           <w:rFonts w:ascii="Roboto Mono" w:eastAsia="Roboto Mono" w:hAnsi="Roboto Mono" w:cs="Roboto Mono"/>
         </w:rPr>
@@ -1390,8 +1511,7 @@
     </w:p>
     <w:p>
       <w:r>
-        <w:lastRenderedPageBreak/>
-        <w:pict w14:anchorId="73B788F9">
+        <w:pict w14:anchorId="634B3297">
           <v:rect id="_x0000_i1028" style="width:0;height:1.5pt" o:hralign="center" o:hrstd="t" o:hr="t" fillcolor="#a0a0a0" stroked="f"/>
         </w:pict>
       </w:r>
@@ -1424,51 +1544,77 @@
       </w:pPr>
       <w:r>
         <w:rPr>
-          <w:b/>
-          <w:shd w:val="clear" w:color="auto" w:fill="B7B7B7"/>
-        </w:rPr>
-        <w:t># Source</w:t>
-      </w:r>
-      <w:r>
-        <w:rPr>
-          <w:shd w:val="clear" w:color="auto" w:fill="B7B7B7"/>
-        </w:rPr>
-        <w:t xml:space="preserve">: </w:t>
-      </w:r>
-      <w:r>
-        <w:rPr>
-          <w:b/>
-          <w:shd w:val="clear" w:color="auto" w:fill="B7B7B7"/>
-        </w:rPr>
-        <w:t xml:space="preserve">Chatgpt </w:t>
-      </w:r>
-      <w:r>
-        <w:rPr>
-          <w:b/>
-          <w:sz w:val="14"/>
-          <w:szCs w:val="14"/>
-          <w:shd w:val="clear" w:color="auto" w:fill="B7B7B7"/>
-        </w:rPr>
-        <w:t>(GPT</w:t>
-      </w:r>
-      <w:r>
-        <w:rPr>
-          <w:rFonts w:ascii="Cambria Math" w:hAnsi="Cambria Math" w:cs="Cambria Math"/>
-          <w:b/>
-          <w:sz w:val="14"/>
-          <w:szCs w:val="14"/>
-          <w:shd w:val="clear" w:color="auto" w:fill="B7B7B7"/>
+          <w:rFonts w:ascii="Arial" w:eastAsia="Arial" w:hAnsi="Arial" w:cs="Arial"/>
+          <w:b/>
+          <w:color w:val="000000"/>
+          <w:sz w:val="18"/>
+          <w:highlight w:val="lightGray"/>
+        </w:rPr>
+        <w:t># Source: AI Source: Provided by: [Data Path</w:t>
+      </w:r>
+      <w:r>
+        <w:rPr>
+          <w:rFonts w:ascii="Arial" w:eastAsia="Arial" w:hAnsi="Arial" w:cs="Arial"/>
+          <w:color w:val="000000"/>
+          <w:sz w:val="18"/>
+          <w:highlight w:val="lightGray"/>
+        </w:rPr>
+        <w:t xml:space="preserve">: Persons Table -&gt; ID Column: 1, Name_En Column: Motasem Essam] -&gt; </w:t>
+      </w:r>
+      <w:r>
+        <w:rPr>
+          <w:rFonts w:ascii="Arial" w:eastAsia="Arial" w:hAnsi="Arial" w:cs="Arial"/>
+          <w:b/>
+          <w:color w:val="000000"/>
+          <w:sz w:val="18"/>
+          <w:highlight w:val="lightGray"/>
+        </w:rPr>
+        <w:t>From:</w:t>
+      </w:r>
+      <w:r>
+        <w:rPr>
+          <w:rFonts w:ascii="Arial" w:eastAsia="Arial" w:hAnsi="Arial" w:cs="Arial"/>
+          <w:color w:val="000000"/>
+          <w:sz w:val="18"/>
+          <w:highlight w:val="lightGray"/>
+        </w:rPr>
+        <w:t xml:space="preserve"> [Chatgpt (GPT</w:t>
+      </w:r>
+      <w:r>
+        <w:rPr>
+          <w:rFonts w:ascii="Arial" w:eastAsia="Arial" w:hAnsi="Arial" w:cs="Cambria Math"/>
+          <w:color w:val="000000"/>
+          <w:sz w:val="18"/>
+          <w:highlight w:val="lightGray"/>
         </w:rPr>
         <w:t>‑</w:t>
       </w:r>
       <w:r>
         <w:rPr>
-          <w:b/>
-          <w:sz w:val="14"/>
-          <w:szCs w:val="14"/>
-          <w:shd w:val="clear" w:color="auto" w:fill="B7B7B7"/>
-        </w:rPr>
-        <w:t>5 Mini) at [8/18/2025]</w:t>
+          <w:rFonts w:ascii="Arial" w:eastAsia="Arial" w:hAnsi="Arial" w:cs="Arial"/>
+          <w:color w:val="000000"/>
+          <w:sz w:val="18"/>
+          <w:highlight w:val="lightGray"/>
+        </w:rPr>
+        <w:t xml:space="preserve">5 Mini)] </w:t>
+      </w:r>
+      <w:r>
+        <w:rPr>
+          <w:rFonts w:ascii="Arial" w:eastAsia="Arial" w:hAnsi="Arial" w:cs="Arial"/>
+          <w:b/>
+          <w:color w:val="000000"/>
+          <w:sz w:val="18"/>
+          <w:highlight w:val="lightGray"/>
+        </w:rPr>
+        <w:t>on</w:t>
+      </w:r>
+      <w:r>
+        <w:rPr>
+          <w:rFonts w:ascii="Arial" w:eastAsia="Arial" w:hAnsi="Arial"/>
+          <w:sz w:val="18"/>
+          <w:highlight w:val="lightGray"/>
+        </w:rPr>
+        <w:t xml:space="preserve"> [8/18/2025]</w:t>
       </w:r>
     </w:p>
     <w:p>
@@ -1477,7 +1623,7 @@
           <w:ilvl w:val="0"/>
           <w:numId w:val="5"/>
         </w:numPr>
-        <w:spacing w:before="240"/>
+        <w:spacing w:before="240" w:after="0" w:line="276" w:lineRule="auto"/>
       </w:pPr>
       <w:r>
         <w:rPr>
@@ -1511,6 +1657,7 @@
           <w:ilvl w:val="0"/>
           <w:numId w:val="5"/>
         </w:numPr>
+        <w:spacing w:after="0" w:line="276" w:lineRule="auto"/>
         <w:rPr>
           <w:rFonts w:ascii="Roboto Mono" w:eastAsia="Roboto Mono" w:hAnsi="Roboto Mono" w:cs="Roboto Mono"/>
         </w:rPr>
@@ -1534,6 +1681,7 @@
           <w:ilvl w:val="0"/>
           <w:numId w:val="5"/>
         </w:numPr>
+        <w:spacing w:after="0" w:line="276" w:lineRule="auto"/>
       </w:pPr>
       <w:r>
         <w:rPr>
@@ -1567,7 +1715,7 @@
           <w:ilvl w:val="0"/>
           <w:numId w:val="5"/>
         </w:numPr>
-        <w:spacing w:after="240"/>
+        <w:spacing w:after="240" w:line="276" w:lineRule="auto"/>
       </w:pPr>
       <w:r>
         <w:rPr>
@@ -1597,7 +1745,7 @@
     </w:p>
     <w:p>
       <w:r>
-        <w:pict w14:anchorId="630EA686">
+        <w:pict w14:anchorId="56E0C8E2">
           <v:rect id="_x0000_i1029" style="width:0;height:1.5pt" o:hralign="center" o:hrstd="t" o:hr="t" fillcolor="#a0a0a0" stroked="f"/>
         </w:pict>
       </w:r>
@@ -1630,7 +1778,7 @@
           <w:ilvl w:val="0"/>
           <w:numId w:val="7"/>
         </w:numPr>
-        <w:spacing w:before="240"/>
+        <w:spacing w:before="240" w:after="0" w:line="276" w:lineRule="auto"/>
       </w:pPr>
       <w:r>
         <w:rPr>
@@ -1671,7 +1819,7 @@
           <w:ilvl w:val="0"/>
           <w:numId w:val="7"/>
         </w:numPr>
-        <w:spacing w:after="240"/>
+        <w:spacing w:after="240" w:line="276" w:lineRule="auto"/>
       </w:pPr>
       <w:r>
         <w:rPr>
@@ -1708,18 +1856,19 @@
     </w:p>
     <w:p>
       <w:r>
-        <w:pict w14:anchorId="44175C70">
+        <w:pict w14:anchorId="088773E0">
           <v:rect id="_x0000_i1030" style="width:0;height:1.5pt" o:hralign="center" o:hrstd="t" o:hr="t" fillcolor="#a0a0a0" stroked="f"/>
         </w:pict>
       </w:r>
     </w:p>
+    <w:p/>
     <w:p/>
     <w:p/>
     <w:sectPr>
       <w:pgSz w:w="12240" w:h="15840"/>
       <w:pgMar w:top="1440" w:right="1440" w:bottom="1440" w:left="1440" w:header="720" w:footer="720" w:gutter="0"/>
-      <w:pgNumType w:start="1"/>
       <w:cols w:space="720"/>
+      <w:docGrid w:linePitch="360"/>
     </w:sectPr>
   </w:body>
 </w:document>
@@ -2942,18 +3091,6 @@
   <w:style w:type="paragraph" w:default="1" w:styleId="Normal">
     <w:name w:val="Normal"/>
     <w:qFormat/>
-    <w:rsid w:val="00591349"/>
-    <w:pPr>
-      <w:spacing w:after="0" w:line="276" w:lineRule="auto"/>
-    </w:pPr>
-    <w:rPr>
-      <w:rFonts w:ascii="Arial" w:eastAsia="Arial" w:hAnsi="Arial" w:cs="Arial"/>
-      <w:kern w:val="0"/>
-      <w:sz w:val="22"/>
-      <w:szCs w:val="22"/>
-      <w:lang w:val="en"/>
-      <w14:ligatures w14:val="none"/>
-    </w:rPr>
   </w:style>
   <w:style w:type="paragraph" w:styleId="Heading1">
     <w:name w:val="heading 1"/>
@@ -2962,7 +3099,7 @@
     <w:link w:val="Heading1Char"/>
     <w:uiPriority w:val="9"/>
     <w:qFormat/>
-    <w:rsid w:val="00037895"/>
+    <w:rsid w:val="00FB61BA"/>
     <w:pPr>
       <w:keepNext/>
       <w:keepLines/>
@@ -2984,7 +3121,7 @@
     <w:uiPriority w:val="9"/>
     <w:unhideWhenUsed/>
     <w:qFormat/>
-    <w:rsid w:val="00037895"/>
+    <w:rsid w:val="00FB61BA"/>
     <w:pPr>
       <w:keepNext/>
       <w:keepLines/>
@@ -3007,7 +3144,7 @@
     <w:semiHidden/>
     <w:unhideWhenUsed/>
     <w:qFormat/>
-    <w:rsid w:val="00037895"/>
+    <w:rsid w:val="00FB61BA"/>
     <w:pPr>
       <w:keepNext/>
       <w:keepLines/>
@@ -3030,7 +3167,7 @@
     <w:semiHidden/>
     <w:unhideWhenUsed/>
     <w:qFormat/>
-    <w:rsid w:val="00037895"/>
+    <w:rsid w:val="00FB61BA"/>
     <w:pPr>
       <w:keepNext/>
       <w:keepLines/>
@@ -3053,7 +3190,7 @@
     <w:semiHidden/>
     <w:unhideWhenUsed/>
     <w:qFormat/>
-    <w:rsid w:val="00037895"/>
+    <w:rsid w:val="00FB61BA"/>
     <w:pPr>
       <w:keepNext/>
       <w:keepLines/>
@@ -3074,11 +3211,11 @@
     <w:semiHidden/>
     <w:unhideWhenUsed/>
     <w:qFormat/>
-    <w:rsid w:val="00037895"/>
+    <w:rsid w:val="00FB61BA"/>
     <w:pPr>
       <w:keepNext/>
       <w:keepLines/>
-      <w:spacing w:before="40"/>
+      <w:spacing w:before="40" w:after="0"/>
       <w:outlineLvl w:val="5"/>
     </w:pPr>
     <w:rPr>
@@ -3097,11 +3234,11 @@
     <w:semiHidden/>
     <w:unhideWhenUsed/>
     <w:qFormat/>
-    <w:rsid w:val="00037895"/>
+    <w:rsid w:val="00FB61BA"/>
     <w:pPr>
       <w:keepNext/>
       <w:keepLines/>
-      <w:spacing w:before="40"/>
+      <w:spacing w:before="40" w:after="0"/>
       <w:outlineLvl w:val="6"/>
     </w:pPr>
     <w:rPr>
@@ -3118,10 +3255,11 @@
     <w:semiHidden/>
     <w:unhideWhenUsed/>
     <w:qFormat/>
-    <w:rsid w:val="00037895"/>
+    <w:rsid w:val="00FB61BA"/>
     <w:pPr>
       <w:keepNext/>
       <w:keepLines/>
+      <w:spacing w:after="0"/>
       <w:outlineLvl w:val="7"/>
     </w:pPr>
     <w:rPr>
@@ -3140,10 +3278,11 @@
     <w:semiHidden/>
     <w:unhideWhenUsed/>
     <w:qFormat/>
-    <w:rsid w:val="00037895"/>
+    <w:rsid w:val="00FB61BA"/>
     <w:pPr>
       <w:keepNext/>
       <w:keepLines/>
+      <w:spacing w:after="0"/>
       <w:outlineLvl w:val="8"/>
     </w:pPr>
     <w:rPr>
@@ -3183,7 +3322,7 @@
     <w:basedOn w:val="DefaultParagraphFont"/>
     <w:link w:val="Heading1"/>
     <w:uiPriority w:val="9"/>
-    <w:rsid w:val="00037895"/>
+    <w:rsid w:val="00FB61BA"/>
     <w:rPr>
       <w:rFonts w:asciiTheme="majorHAnsi" w:eastAsiaTheme="majorEastAsia" w:hAnsiTheme="majorHAnsi" w:cstheme="majorBidi"/>
       <w:color w:val="2F5496" w:themeColor="accent1" w:themeShade="BF"/>
@@ -3196,7 +3335,7 @@
     <w:basedOn w:val="DefaultParagraphFont"/>
     <w:link w:val="Heading2"/>
     <w:uiPriority w:val="9"/>
-    <w:rsid w:val="00037895"/>
+    <w:rsid w:val="00FB61BA"/>
     <w:rPr>
       <w:rFonts w:asciiTheme="majorHAnsi" w:eastAsiaTheme="majorEastAsia" w:hAnsiTheme="majorHAnsi" w:cstheme="majorBidi"/>
       <w:color w:val="2F5496" w:themeColor="accent1" w:themeShade="BF"/>
@@ -3210,7 +3349,7 @@
     <w:link w:val="Heading3"/>
     <w:uiPriority w:val="9"/>
     <w:semiHidden/>
-    <w:rsid w:val="00037895"/>
+    <w:rsid w:val="00FB61BA"/>
     <w:rPr>
       <w:rFonts w:eastAsiaTheme="majorEastAsia" w:cstheme="majorBidi"/>
       <w:color w:val="2F5496" w:themeColor="accent1" w:themeShade="BF"/>
@@ -3224,7 +3363,7 @@
     <w:link w:val="Heading4"/>
     <w:uiPriority w:val="9"/>
     <w:semiHidden/>
-    <w:rsid w:val="00037895"/>
+    <w:rsid w:val="00FB61BA"/>
     <w:rPr>
       <w:rFonts w:eastAsiaTheme="majorEastAsia" w:cstheme="majorBidi"/>
       <w:i/>
@@ -3238,7 +3377,7 @@
     <w:link w:val="Heading5"/>
     <w:uiPriority w:val="9"/>
     <w:semiHidden/>
-    <w:rsid w:val="00037895"/>
+    <w:rsid w:val="00FB61BA"/>
     <w:rPr>
       <w:rFonts w:eastAsiaTheme="majorEastAsia" w:cstheme="majorBidi"/>
       <w:color w:val="2F5496" w:themeColor="accent1" w:themeShade="BF"/>
@@ -3250,7 +3389,7 @@
     <w:link w:val="Heading6"/>
     <w:uiPriority w:val="9"/>
     <w:semiHidden/>
-    <w:rsid w:val="00037895"/>
+    <w:rsid w:val="00FB61BA"/>
     <w:rPr>
       <w:rFonts w:eastAsiaTheme="majorEastAsia" w:cstheme="majorBidi"/>
       <w:i/>
@@ -3264,7 +3403,7 @@
     <w:link w:val="Heading7"/>
     <w:uiPriority w:val="9"/>
     <w:semiHidden/>
-    <w:rsid w:val="00037895"/>
+    <w:rsid w:val="00FB61BA"/>
     <w:rPr>
       <w:rFonts w:eastAsiaTheme="majorEastAsia" w:cstheme="majorBidi"/>
       <w:color w:val="595959" w:themeColor="text1" w:themeTint="A6"/>
@@ -3276,7 +3415,7 @@
     <w:link w:val="Heading8"/>
     <w:uiPriority w:val="9"/>
     <w:semiHidden/>
-    <w:rsid w:val="00037895"/>
+    <w:rsid w:val="00FB61BA"/>
     <w:rPr>
       <w:rFonts w:eastAsiaTheme="majorEastAsia" w:cstheme="majorBidi"/>
       <w:i/>
@@ -3290,7 +3429,7 @@
     <w:link w:val="Heading9"/>
     <w:uiPriority w:val="9"/>
     <w:semiHidden/>
-    <w:rsid w:val="00037895"/>
+    <w:rsid w:val="00FB61BA"/>
     <w:rPr>
       <w:rFonts w:eastAsiaTheme="majorEastAsia" w:cstheme="majorBidi"/>
       <w:color w:val="272727" w:themeColor="text1" w:themeTint="D8"/>
@@ -3303,7 +3442,7 @@
     <w:link w:val="TitleChar"/>
     <w:uiPriority w:val="10"/>
     <w:qFormat/>
-    <w:rsid w:val="00037895"/>
+    <w:rsid w:val="00FB61BA"/>
     <w:pPr>
       <w:spacing w:after="80" w:line="240" w:lineRule="auto"/>
       <w:contextualSpacing/>
@@ -3321,7 +3460,7 @@
     <w:basedOn w:val="DefaultParagraphFont"/>
     <w:link w:val="Title"/>
     <w:uiPriority w:val="10"/>
-    <w:rsid w:val="00037895"/>
+    <w:rsid w:val="00FB61BA"/>
     <w:rPr>
       <w:rFonts w:asciiTheme="majorHAnsi" w:eastAsiaTheme="majorEastAsia" w:hAnsiTheme="majorHAnsi" w:cstheme="majorBidi"/>
       <w:spacing w:val="-10"/>
@@ -3337,7 +3476,7 @@
     <w:link w:val="SubtitleChar"/>
     <w:uiPriority w:val="11"/>
     <w:qFormat/>
-    <w:rsid w:val="00037895"/>
+    <w:rsid w:val="00FB61BA"/>
     <w:pPr>
       <w:numPr>
         <w:ilvl w:val="1"/>
@@ -3356,7 +3495,7 @@
     <w:basedOn w:val="DefaultParagraphFont"/>
     <w:link w:val="Subtitle"/>
     <w:uiPriority w:val="11"/>
-    <w:rsid w:val="00037895"/>
+    <w:rsid w:val="00FB61BA"/>
     <w:rPr>
       <w:rFonts w:eastAsiaTheme="majorEastAsia" w:cstheme="majorBidi"/>
       <w:color w:val="595959" w:themeColor="text1" w:themeTint="A6"/>
@@ -3372,7 +3511,7 @@
     <w:link w:val="QuoteChar"/>
     <w:uiPriority w:val="29"/>
     <w:qFormat/>
-    <w:rsid w:val="00037895"/>
+    <w:rsid w:val="00FB61BA"/>
     <w:pPr>
       <w:spacing w:before="160"/>
       <w:jc w:val="center"/>
@@ -3388,7 +3527,7 @@
     <w:basedOn w:val="DefaultParagraphFont"/>
     <w:link w:val="Quote"/>
     <w:uiPriority w:val="29"/>
-    <w:rsid w:val="00037895"/>
+    <w:rsid w:val="00FB61BA"/>
     <w:rPr>
       <w:i/>
       <w:iCs/>
@@ -3400,7 +3539,7 @@
     <w:basedOn w:val="Normal"/>
     <w:uiPriority w:val="34"/>
     <w:qFormat/>
-    <w:rsid w:val="00037895"/>
+    <w:rsid w:val="00FB61BA"/>
     <w:pPr>
       <w:ind w:left="720"/>
       <w:contextualSpacing/>
@@ -3411,7 +3550,7 @@
     <w:basedOn w:val="DefaultParagraphFont"/>
     <w:uiPriority w:val="21"/>
     <w:qFormat/>
-    <w:rsid w:val="00037895"/>
+    <w:rsid w:val="00FB61BA"/>
     <w:rPr>
       <w:i/>
       <w:iCs/>
@@ -3425,7 +3564,7 @@
     <w:link w:val="IntenseQuoteChar"/>
     <w:uiPriority w:val="30"/>
     <w:qFormat/>
-    <w:rsid w:val="00037895"/>
+    <w:rsid w:val="00FB61BA"/>
     <w:pPr>
       <w:pBdr>
         <w:top w:val="single" w:sz="4" w:space="10" w:color="2F5496" w:themeColor="accent1" w:themeShade="BF"/>
@@ -3446,7 +3585,7 @@
     <w:basedOn w:val="DefaultParagraphFont"/>
     <w:link w:val="IntenseQuote"/>
     <w:uiPriority w:val="30"/>
-    <w:rsid w:val="00037895"/>
+    <w:rsid w:val="00FB61BA"/>
     <w:rPr>
       <w:i/>
       <w:iCs/>
@@ -3458,7 +3597,7 @@
     <w:basedOn w:val="DefaultParagraphFont"/>
     <w:uiPriority w:val="32"/>
     <w:qFormat/>
-    <w:rsid w:val="00037895"/>
+    <w:rsid w:val="00FB61BA"/>
     <w:rPr>
       <w:b/>
       <w:bCs/>
